--- a/BAO_CAO_HE_THONG_CIOS_CAMERA.docx
+++ b/BAO_CAO_HE_THONG_CIOS_CAMERA.docx
@@ -457,6 +457,36 @@
           <w:szCs w:val="24"/>
         </w:rPr>
         <w:t xml:space="preserve">Cho phép lọc nhanh theo 7 danh mục thiết bị: Camera Wifi, Camera ngoài trời, Camera IP thân, Camera IP tròn, Router Wi-Fi, Switch chia mạng, và Đầu ghi hình kỹ thuật số.</w:t>
+      </w:r>
+    </w:p>
+    <w:p>
+      <w:pPr>
+        <w:pStyle w:val="ListParagraph"/>
+        <w:numPr>
+          <w:ilvl w:val="0"/>
+          <w:numId w:val="1"/>
+        </w:numPr>
+        <w:spacing w:after="80" w:before="60" w:line="260"/>
+      </w:pPr>
+      <w:r>
+        <w:rPr>
+          <w:rFonts w:ascii="Times New Roman" w:cs="Times New Roman" w:eastAsia="Times New Roman" w:hAnsi="Times New Roman"/>
+          <w:b/>
+          <w:bCs/>
+          <w:color w:val="0369a1"/>
+          <w:sz w:val="24"/>
+          <w:szCs w:val="24"/>
+        </w:rPr>
+        <w:t xml:space="preserve">Thanh bên Sidebar Đa năng (Multi-Widget Sidebar): </w:t>
+      </w:r>
+      <w:r>
+        <w:rPr>
+          <w:rFonts w:ascii="Times New Roman" w:cs="Times New Roman" w:eastAsia="Times New Roman" w:hAnsi="Times New Roman"/>
+          <w:color w:val="333333"/>
+          <w:sz w:val="24"/>
+          <w:szCs w:val="24"/>
+        </w:rPr>
+        <w:t xml:space="preserve">Khu vực thanh bên được bố trí đầy đặn, khoa học với 4 khối tiện ích hiện đại sử dụng 100% dữ liệu thật: (1) Hộp Hotline &amp; Nút Chat Zalo trực tiếp 24/7; (2) Khối Đơn hàng mới nhất chạy Live theo thời gian thực từ Collection orders của MongoDB; (3) Khối Dự án thi công tiêu biểu lấy từ Collection projects kèm hình ảnh thực tế công trình; (4) Khối Cam kết tiêu chuẩn CiOs (Bảo hành 24T 1 đổi 1, Lắp đặt hỏa tốc 2H, VietQR/COD, Bảo mật Cloud).</w:t>
       </w:r>
     </w:p>
     <w:p>

--- a/BAO_CAO_HE_THONG_CIOS_CAMERA.docx
+++ b/BAO_CAO_HE_THONG_CIOS_CAMERA.docx
@@ -486,7 +486,7 @@
           <w:sz w:val="24"/>
           <w:szCs w:val="24"/>
         </w:rPr>
-        <w:t xml:space="preserve">Khu vực thanh bên được bố trí đầy đặn, khoa học với 4 khối tiện ích hiện đại sử dụng 100% dữ liệu thật: (1) Hộp Hotline &amp; Nút Chat Zalo trực tiếp 24/7; (2) Khối Đơn hàng mới nhất chạy Live theo thời gian thực từ Collection orders của MongoDB; (3) Khối Dự án thi công tiêu biểu lấy từ Collection projects kèm hình ảnh thực tế công trình; (4) Khối Cam kết tiêu chuẩn CiOs (Bảo hành 24T 1 đổi 1, Lắp đặt hỏa tốc 2H, VietQR/COD, Bảo mật Cloud).</w:t>
+        <w:t xml:space="preserve">Khu vực thanh bên được bố trí đầy đặn, khoa học và tinh gọn với các khối tiện ích hiện đại sử dụng 100% dữ liệu thật: (1) Hộp Hotline &amp; Nút Chat Zalo trực tiếp 24/7; (2) Khối Đơn hàng mới nhất chạy Live theo thời gian thực từ Collection orders của MongoDB; (3) Khối Cam kết tiêu chuẩn CiOs (Bảo hành 24T 1 đổi 1, Lắp đặt hỏa tốc 2H, VietQR/COD, Bảo mật Cloud).</w:t>
       </w:r>
     </w:p>
     <w:p>
